--- a/data/eVitals_RAG_Knowledge_Base.docx
+++ b/data/eVitals_RAG_Knowledge_Base.docx
@@ -30165,6 +30165,22 @@
       </w:r>
     </w:p>
     <w:bookmarkEnd w:id="147"/>
+    <w:p>
+      <w:r>
+        <w:rPr>
+          <w:b/>
+        </w:rPr>
+        <w:t>Module: 11. Schedule &amp; Targets</w:t>
+        <w:br/>
+        <w:t>Task: 11.7. Clinical Meaning of Colors</w:t>
+        <w:br/>
+        <w:t>Subtask: Color Codes</w:t>
+        <w:br/>
+      </w:r>
+      <w:r>
+        <w:t>Clinically, the color codes on vital readings indicate the following: Red indicates that a reading is in the danger zone, while Green indicates that a reading is healthy. This applies to all vital readings across the platform.</w:t>
+      </w:r>
+    </w:p>
     <w:sectPr/>
   </w:body>
 </w:document>
